--- a/docs/a traduire/5/Chapitre_V_Scenarios_Prospectifs_2026_2030_FR.docx
+++ b/docs/a traduire/5/Chapitre_V_Scenarios_Prospectifs_2026_2030_FR.docx
@@ -99,7 +99,7 @@
                 <w:color w:val="1A2744"/>
                 <w:sz w:val="22"/>
               </w:rPr>
-              <w:t>76,9 pct du compute IA operationnel mondial = USA</w:t>
+              <w:t>78,9 pct du compute IA operationnel mondial = USA</w:t>
             </w:r>
           </w:p>
         </w:tc>
@@ -141,7 +141,7 @@
                 <w:color w:val="1A2744"/>
                 <w:sz w:val="22"/>
               </w:rPr>
-              <w:t>3,46:1 ratio CACI US/EU (Power Mode)</w:t>
+              <w:t>3,64:1 ratio CACI US/EU (Power Mode)</w:t>
             </w:r>
           </w:p>
         </w:tc>
@@ -336,7 +336,7 @@
           <w:color w:val="202020"/>
           <w:sz w:val="22"/>
         </w:rPr>
-        <w:t>EP2 - Concentration persistante du compute aux Etats-Unis. Le ratio US/UE de 17,6:1 en compute installe brut (chapitre III, snapshot du tableau de bord d'avril 2026 : 2 759 968 vs 156 632 PFLOP/s), se traduisant par un ratio CACI Power Mode de 3,46:1 une fois pondere par la formule geometrique F^0,40 x L^0,20 x R^0,15 / E^0,25, reflete des decisions d'investissement prises en 2022-2025 dont les effets se materialisent jusqu'en 2028-2029 (delais de construction des centres de donnees : 18-36 mois). Meme un revirement politique immediat n'alterait pas le stock installe avant la fin de la decennie.</w:t>
+        <w:t>EP2 - Concentration persistante du compute aux Etats-Unis. Le ratio US/UE de 17,6:1 en compute installe brut (chapitre III, snapshot du tableau de bord d'avril 2026 : 2 759 968 vs 156 632 PFLOP/s), se traduisant par un ratio CACI Power Mode de 3,64:1 une fois pondere par la formule geometrique F^0,40 x L^0,20 x R^0,15 / E^0,25, reflete des decisions d'investissement prises en 2022-2025 dont les effets se materialisent jusqu'en 2028-2029 (delais de construction des centres de donnees : 18-36 mois). Meme un revirement politique immediat n'alterait pas le stock installe avant la fin de la decennie.</w:t>
       </w:r>
     </w:p>
     <w:p>
@@ -621,7 +621,7 @@
           <w:color w:val="202020"/>
           <w:sz w:val="22"/>
         </w:rPr>
-        <w:t>M6 - CACI(US)/CACI(UE) : passe de 3,46:1 (avril 2026) a 4-5:1 (2030). L'ecart se creuse moderement a mesure que le facteur F (compute) s'accumule cote US tandis que les couts E (energie) pesent cote UE.</w:t>
+        <w:t>M6 - CACI(US)/CACI(UE) : passe de 3,64:1 (avril 2026) a 4-5:1 (2030). L'ecart se creuse moderement a mesure que le facteur F (compute) s'accumule cote US tandis que les couts E (energie) pesent cote UE.</w:t>
       </w:r>
     </w:p>
     <w:p>
@@ -801,7 +801,7 @@
           <w:color w:val="202020"/>
           <w:sz w:val="22"/>
         </w:rPr>
-        <w:t>M6 - Ratio CACI : explose de 3,46:1 (avril 2026) a 6-8:1 (2030). C'est le scenario ou l'ecart est le plus important, avec les trois facteurs CACI se deteriorant simultanement cote europeen : F plafonne par les quotas, E gonfle par les tarifs, L affaibli par un brain drain accelere vers les Etats-Unis.</w:t>
+        <w:t>M6 - Ratio CACI : explose de 3,64:1 (avril 2026) a 6-8:1 (2030). C'est le scenario ou l'ecart est le plus important, avec les trois facteurs CACI se deteriorant simultanement cote europeen : F plafonne par les quotas, E gonfle par les tarifs, L affaibli par un brain drain accelere vers les Etats-Unis.</w:t>
       </w:r>
     </w:p>
     <w:p>
@@ -981,7 +981,7 @@
           <w:color w:val="202020"/>
           <w:sz w:val="22"/>
         </w:rPr>
-        <w:t>M6 - Ratio CACI : descend de 3,46:1 (avril 2026) a 2,0-2,5:1 (2030). C'est le scenario le plus favorable realistement atteignable a l'horizon 2030. Le facteur F s'ameliore significativement, E beneficie du nucleaire, mais L reste legerement inferieur (l'ecosysteme IA US plus attractif pour les meilleurs talents).</w:t>
+        <w:t>M6 - Ratio CACI : descend de 3,64:1 (avril 2026) a 2,0-2,5:1 (2030). C'est le scenario le plus favorable realistement atteignable a l'horizon 2030. Le facteur F s'ameliore significativement, E beneficie du nucleaire, mais L reste legerement inferieur (l'ecosysteme IA US plus attractif pour les meilleurs talents).</w:t>
       </w:r>
     </w:p>
     <w:p>
@@ -1161,7 +1161,7 @@
           <w:color w:val="202020"/>
           <w:sz w:val="22"/>
         </w:rPr>
-        <w:t>M6 - Ratio CACI : suit une trajectoire en U : degradation de 3,46:1 a 8-12:1 en 2027-2028 (pic du choc), puis amelioration vers 4-7:1 d'ici 2030. Le resultat depend fortement de la vitesse d'execution europeenne : chaque annee de retard sur les Gigafactories prolonge la periode de vulnerabilite maximale.</w:t>
+        <w:t>M6 - Ratio CACI : suit une trajectoire en U : degradation de 3,64:1 a 8-12:1 en 2027-2028 (pic du choc), puis amelioration vers 4-7:1 d'ici 2030. Le resultat depend fortement de la vitesse d'execution europeenne : chaque annee de retard sur les Gigafactories prolonge la periode de vulnerabilite maximale.</w:t>
       </w:r>
     </w:p>
     <w:p>
@@ -1236,7 +1236,7 @@
           <w:color w:val="202020"/>
           <w:sz w:val="22"/>
         </w:rPr>
-        <w:t>Le Tableau 11 ci-dessous consolide la trajectoire des six metriques de divergence pour les quatre scenarios a l'horizon 2030, ancre sur le snapshot du tableau de bord d'avril 2026 (compute brut operationnel US/UE 17,6:1, CACI Power Mode 3,46:1).</w:t>
+        <w:t>Le Tableau 11 ci-dessous consolide la trajectoire des six metriques de divergence pour les quatre scenarios a l'horizon 2030, ancre sur le snapshot du tableau de bord d'avril 2026 (compute brut operationnel US/UE 17,6:1, CACI Power Mode 3,64:1).</w:t>
       </w:r>
     </w:p>
     <w:p>
@@ -1881,7 +1881,7 @@
           <w:color w:val="202020"/>
           <w:sz w:val="22"/>
         </w:rPr>
-        <w:t>Une nuance importante du chapitre I : l'UE est largement souveraine sur le compute installe (99,2 pour cent du F_total est detenu par des operateurs UE). La fenetre de vulnerabilite n'est donc pas sur le F installe mais sur la couche des charges cloud (le compute reellement utilise par les entreprises UE, majoritairement heberge sur AWS/Azure/GCP). Le CADA cible exactement cette couche.</w:t>
+        <w:t>Une nuance importante du chapitre I : l'UE est largement souveraine sur le compute installe (78,6 pour cent du F_total est detenu par des operateurs UE). La fenetre de vulnerabilite n'est donc pas sur le F installe mais sur la couche des charges cloud (le compute reellement utilise par les entreprises UE, majoritairement heberge sur AWS/Azure/GCP). Le CADA cible exactement cette couche.</w:t>
       </w:r>
     </w:p>
     <w:p>
@@ -2331,7 +2331,7 @@
           <w:color w:val="555555"/>
           <w:sz w:val="18"/>
         </w:rPr>
-        <w:t>Source : construction de l'auteur ; baseline snapshot avril 2026 (compute brut operationnel US/UE 17,6:1, CACI Power Mode 3,46:1).</w:t>
+        <w:t>Source : construction de l'auteur ; baseline snapshot avril 2026 (compute brut operationnel US/UE 17,6:1, CACI Power Mode 3,64:1).</w:t>
       </w:r>
     </w:p>
     <w:tbl>

--- a/docs/a traduire/5/Chapitre_V_Scenarios_Prospectifs_2026_2030_FR.docx
+++ b/docs/a traduire/5/Chapitre_V_Scenarios_Prospectifs_2026_2030_FR.docx
@@ -141,7 +141,7 @@
                 <w:color w:val="1A2744"/>
                 <w:sz w:val="22"/>
               </w:rPr>
-              <w:t>3,64:1 ratio CACI US/EU (Power Mode)</w:t>
+              <w:t>3,47:1 ratio CACI US/EU (Power Mode)</w:t>
             </w:r>
           </w:p>
         </w:tc>
@@ -336,7 +336,7 @@
           <w:color w:val="202020"/>
           <w:sz w:val="22"/>
         </w:rPr>
-        <w:t>EP2 - Concentration persistante du compute aux Etats-Unis. Le ratio US/UE de 17,6:1 en compute installe brut (chapitre III, snapshot du tableau de bord d'avril 2026 : 2 759 968 vs 156 632 PFLOP/s), se traduisant par un ratio CACI Power Mode de 3,64:1 une fois pondere par la formule geometrique F^0,40 x L^0,20 x R^0,15 / E^0,25, reflete des decisions d'investissement prises en 2022-2025 dont les effets se materialisent jusqu'en 2028-2029 (delais de construction des centres de donnees : 18-36 mois). Meme un revirement politique immediat n'alterait pas le stock installe avant la fin de la decennie.</w:t>
+        <w:t>EP2 - Concentration persistante du compute aux Etats-Unis. Le ratio US/UE de 17,6:1 en compute installe brut (chapitre III, snapshot du tableau de bord d'avril 2026 : 2 759 968 vs 156 632 PFLOP/s), se traduisant par un ratio CACI Power Mode de 3,47:1 une fois pondere par la formule geometrique F^0,40 x L^0,20 x R^0,15 / E^0,25, reflete des decisions d'investissement prises en 2022-2025 dont les effets se materialisent jusqu'en 2028-2029 (delais de construction des centres de donnees : 18-36 mois). Meme un revirement politique immediat n'alterait pas le stock installe avant la fin de la decennie.</w:t>
       </w:r>
     </w:p>
     <w:p>
@@ -621,7 +621,7 @@
           <w:color w:val="202020"/>
           <w:sz w:val="22"/>
         </w:rPr>
-        <w:t>M6 - CACI(US)/CACI(UE) : passe de 3,64:1 (avril 2026) a 4-5:1 (2030). L'ecart se creuse moderement a mesure que le facteur F (compute) s'accumule cote US tandis que les couts E (energie) pesent cote UE.</w:t>
+        <w:t>M6 - CACI(US)/CACI(UE) : passe de 3,47:1 (avril 2026) a 4-5:1 (2030). L'ecart se creuse moderement a mesure que le facteur F (compute) s'accumule cote US tandis que les couts E (energie) pesent cote UE.</w:t>
       </w:r>
     </w:p>
     <w:p>
@@ -801,7 +801,7 @@
           <w:color w:val="202020"/>
           <w:sz w:val="22"/>
         </w:rPr>
-        <w:t>M6 - Ratio CACI : explose de 3,64:1 (avril 2026) a 6-8:1 (2030). C'est le scenario ou l'ecart est le plus important, avec les trois facteurs CACI se deteriorant simultanement cote europeen : F plafonne par les quotas, E gonfle par les tarifs, L affaibli par un brain drain accelere vers les Etats-Unis.</w:t>
+        <w:t>M6 - Ratio CACI : explose de 3,47:1 (avril 2026) a 6-8:1 (2030). C'est le scenario ou l'ecart est le plus important, avec les trois facteurs CACI se deteriorant simultanement cote europeen : F plafonne par les quotas, E gonfle par les tarifs, L affaibli par un brain drain accelere vers les Etats-Unis.</w:t>
       </w:r>
     </w:p>
     <w:p>
@@ -981,7 +981,7 @@
           <w:color w:val="202020"/>
           <w:sz w:val="22"/>
         </w:rPr>
-        <w:t>M6 - Ratio CACI : descend de 3,64:1 (avril 2026) a 2,0-2,5:1 (2030). C'est le scenario le plus favorable realistement atteignable a l'horizon 2030. Le facteur F s'ameliore significativement, E beneficie du nucleaire, mais L reste legerement inferieur (l'ecosysteme IA US plus attractif pour les meilleurs talents).</w:t>
+        <w:t>M6 - Ratio CACI : descend de 3,47:1 (avril 2026) a 2,0-2,5:1 (2030). C'est le scenario le plus favorable realistement atteignable a l'horizon 2030. Le facteur F s'ameliore significativement, E beneficie du nucleaire, mais L reste legerement inferieur (l'ecosysteme IA US plus attractif pour les meilleurs talents).</w:t>
       </w:r>
     </w:p>
     <w:p>
@@ -1161,7 +1161,7 @@
           <w:color w:val="202020"/>
           <w:sz w:val="22"/>
         </w:rPr>
-        <w:t>M6 - Ratio CACI : suit une trajectoire en U : degradation de 3,64:1 a 8-12:1 en 2027-2028 (pic du choc), puis amelioration vers 4-7:1 d'ici 2030. Le resultat depend fortement de la vitesse d'execution europeenne : chaque annee de retard sur les Gigafactories prolonge la periode de vulnerabilite maximale.</w:t>
+        <w:t>M6 - Ratio CACI : suit une trajectoire en U : degradation de 3,47:1 a 8-12:1 en 2027-2028 (pic du choc), puis amelioration vers 4-7:1 d'ici 2030. Le resultat depend fortement de la vitesse d'execution europeenne : chaque annee de retard sur les Gigafactories prolonge la periode de vulnerabilite maximale.</w:t>
       </w:r>
     </w:p>
     <w:p>
@@ -1236,7 +1236,7 @@
           <w:color w:val="202020"/>
           <w:sz w:val="22"/>
         </w:rPr>
-        <w:t>Le Tableau 11 ci-dessous consolide la trajectoire des six metriques de divergence pour les quatre scenarios a l'horizon 2030, ancre sur le snapshot du tableau de bord d'avril 2026 (compute brut operationnel US/UE 17,6:1, CACI Power Mode 3,64:1).</w:t>
+        <w:t>Le Tableau 11 ci-dessous consolide la trajectoire des six metriques de divergence pour les quatre scenarios a l'horizon 2030, ancre sur le snapshot du tableau de bord d'avril 2026 (compute brut operationnel US/UE 17,6:1, CACI Power Mode 3,47:1).</w:t>
       </w:r>
     </w:p>
     <w:p>
@@ -2331,7 +2331,7 @@
           <w:color w:val="555555"/>
           <w:sz w:val="18"/>
         </w:rPr>
-        <w:t>Source : construction de l'auteur ; baseline snapshot avril 2026 (compute brut operationnel US/UE 17,6:1, CACI Power Mode 3,64:1).</w:t>
+        <w:t>Source : construction de l'auteur ; baseline snapshot avril 2026 (compute brut operationnel US/UE 17,6:1, CACI Power Mode 3,47:1).</w:t>
       </w:r>
     </w:p>
     <w:tbl>
